--- a/btabok/niveau-2/deel-16/reader.docx
+++ b/btabok/niveau-2/deel-16/reader.docx
@@ -307,7 +307,53 @@
     </w:p>
     <w:p>
       <w:pPr>
-        <w:spacing w:after="100" w:before="100"/>
+        <w:spacing w:after="80" w:before="200"/>
+        <w:jc w:val="center"/>
+      </w:pPr>
+      <w:r>
+        <w:drawing>
+          <wp:inline distT="0" distB="0" distL="0" distR="0">
+            <wp:extent cx="5715000" cy="3810000"/>
+            <wp:effectExtent t="0" r="0" b="0" l="0"/>
+            <wp:docPr id="1" name="figuur-16-1" descr="FIGUUR 16-1: een lange, ongesorteerde lijst van vijfendertig openstaande architectuurpunten, met wisselende oorsprong — sommige uit incidenten, sommige uit teamverzoeken, sommige uit de legacytriage van deel 9" title="Figuur 16-1"/>
+            <wp:cNvGraphicFramePr>
+              <a:graphicFrameLocks xmlns:a="http://schemas.openxmlformats.org/drawingml/2006/main" noChangeAspect="1"/>
+            </wp:cNvGraphicFramePr>
+            <a:graphic xmlns:a="http://schemas.openxmlformats.org/drawingml/2006/main">
+              <a:graphicData uri="http://schemas.openxmlformats.org/drawingml/2006/picture">
+                <pic:pic xmlns:pic="http://schemas.openxmlformats.org/drawingml/2006/picture">
+                  <pic:nvPicPr>
+                    <pic:cNvPr id="0" name="" descr=""/>
+                    <pic:cNvPicPr>
+                      <a:picLocks noChangeAspect="1" noChangeArrowheads="1"/>
+                    </pic:cNvPicPr>
+                  </pic:nvPicPr>
+                  <pic:blipFill>
+                    <a:blip r:embed="rId9" cstate="none"/>
+                    <a:srcRect/>
+                    <a:stretch>
+                      <a:fillRect/>
+                    </a:stretch>
+                  </pic:blipFill>
+                  <pic:spPr bwMode="auto">
+                    <a:xfrm>
+                      <a:off x="0" y="0"/>
+                      <a:ext cx="5715000" cy="3810000"/>
+                    </a:xfrm>
+                    <a:prstGeom prst="rect">
+                      <a:avLst/>
+                    </a:prstGeom>
+                  </pic:spPr>
+                </pic:pic>
+              </a:graphicData>
+            </a:graphic>
+          </wp:inline>
+        </w:drawing>
+      </w:r>
+    </w:p>
+    <w:p>
+      <w:pPr>
+        <w:jc w:val="center"/>
       </w:pPr>
       <w:r>
         <w:rPr>
@@ -315,10 +361,10 @@
           <w:i/>
           <w:iCs/>
           <w:color w:val="55606F"/>
-          <w:sz w:val="20"/>
-          <w:szCs w:val="20"/>
-        </w:rPr>
-        <w:t xml:space="preserve">[Figuur volgt later — FIGUUR 16-1: een lange, ongesorteerde lijst van vijfendertig openstaande architectuurpunten, met wisselende oorsprong — sommige uit incidenten, sommige uit teamverzoeken, sommige uit de legacytriage van deel 9]</w:t>
+          <w:sz w:val="18"/>
+          <w:szCs w:val="18"/>
+        </w:rPr>
+        <w:t xml:space="preserve">Figuur 16-1</w:t>
       </w:r>
     </w:p>
     <w:p>
@@ -373,7 +419,53 @@
     </w:p>
     <w:p>
       <w:pPr>
-        <w:spacing w:after="100" w:before="100"/>
+        <w:spacing w:after="80" w:before="200"/>
+        <w:jc w:val="center"/>
+      </w:pPr>
+      <w:r>
+        <w:drawing>
+          <wp:inline distT="0" distB="0" distL="0" distR="0">
+            <wp:extent cx="5715000" cy="3810000"/>
+            <wp:effectExtent t="0" r="0" b="0" l="0"/>
+            <wp:docPr id="1" name="figuur-16-2" descr="FIGUUR 16-2: de schuldmetafoor uitgewerkt — hoofdsom (wat het zou hebben gekost om het meteen goed te doen), rente (extra kosten per periode zolang de schuld openstaat), aflossing (wat het kost om het alsnog goed te doen)" title="Figuur 16-2"/>
+            <wp:cNvGraphicFramePr>
+              <a:graphicFrameLocks xmlns:a="http://schemas.openxmlformats.org/drawingml/2006/main" noChangeAspect="1"/>
+            </wp:cNvGraphicFramePr>
+            <a:graphic xmlns:a="http://schemas.openxmlformats.org/drawingml/2006/main">
+              <a:graphicData uri="http://schemas.openxmlformats.org/drawingml/2006/picture">
+                <pic:pic xmlns:pic="http://schemas.openxmlformats.org/drawingml/2006/picture">
+                  <pic:nvPicPr>
+                    <pic:cNvPr id="0" name="" descr=""/>
+                    <pic:cNvPicPr>
+                      <a:picLocks noChangeAspect="1" noChangeArrowheads="1"/>
+                    </pic:cNvPicPr>
+                  </pic:nvPicPr>
+                  <pic:blipFill>
+                    <a:blip r:embed="rId10" cstate="none"/>
+                    <a:srcRect/>
+                    <a:stretch>
+                      <a:fillRect/>
+                    </a:stretch>
+                  </pic:blipFill>
+                  <pic:spPr bwMode="auto">
+                    <a:xfrm>
+                      <a:off x="0" y="0"/>
+                      <a:ext cx="5715000" cy="3810000"/>
+                    </a:xfrm>
+                    <a:prstGeom prst="rect">
+                      <a:avLst/>
+                    </a:prstGeom>
+                  </pic:spPr>
+                </pic:pic>
+              </a:graphicData>
+            </a:graphic>
+          </wp:inline>
+        </w:drawing>
+      </w:r>
+    </w:p>
+    <w:p>
+      <w:pPr>
+        <w:jc w:val="center"/>
       </w:pPr>
       <w:r>
         <w:rPr>
@@ -381,10 +473,10 @@
           <w:i/>
           <w:iCs/>
           <w:color w:val="55606F"/>
-          <w:sz w:val="20"/>
-          <w:szCs w:val="20"/>
-        </w:rPr>
-        <w:t xml:space="preserve">[Figuur volgt later — FIGUUR 16-2: de schuldmetafoor uitgewerkt — hoofdsom (wat het zou hebben gekost om het meteen goed te doen), rente (extra kosten per periode zolang de schuld openstaat), aflossing (wat het kost om het alsnog goed te doen)]</w:t>
+          <w:sz w:val="18"/>
+          <w:szCs w:val="18"/>
+        </w:rPr>
+        <w:t xml:space="preserve">Figuur 16-2</w:t>
       </w:r>
     </w:p>
     <w:tbl>
@@ -857,7 +949,53 @@
     </w:p>
     <w:p>
       <w:pPr>
-        <w:spacing w:after="100" w:before="100"/>
+        <w:spacing w:after="80" w:before="200"/>
+        <w:jc w:val="center"/>
+      </w:pPr>
+      <w:r>
+        <w:drawing>
+          <wp:inline distT="0" distB="0" distL="0" distR="0">
+            <wp:extent cx="5715000" cy="3810000"/>
+            <wp:effectExtent t="0" r="0" b="0" l="0"/>
+            <wp:docPr id="1" name="figuur-16-3" descr="FIGUUR 16-3: de vijfendertig punten uit 16.2, hergroepeerd in vier kolommen naar type, met per kolom een streefverhouding van het beschikbare budget" title="Figuur 16-3"/>
+            <wp:cNvGraphicFramePr>
+              <a:graphicFrameLocks xmlns:a="http://schemas.openxmlformats.org/drawingml/2006/main" noChangeAspect="1"/>
+            </wp:cNvGraphicFramePr>
+            <a:graphic xmlns:a="http://schemas.openxmlformats.org/drawingml/2006/main">
+              <a:graphicData uri="http://schemas.openxmlformats.org/drawingml/2006/picture">
+                <pic:pic xmlns:pic="http://schemas.openxmlformats.org/drawingml/2006/picture">
+                  <pic:nvPicPr>
+                    <pic:cNvPr id="0" name="" descr=""/>
+                    <pic:cNvPicPr>
+                      <a:picLocks noChangeAspect="1" noChangeArrowheads="1"/>
+                    </pic:cNvPicPr>
+                  </pic:nvPicPr>
+                  <pic:blipFill>
+                    <a:blip r:embed="rId11" cstate="none"/>
+                    <a:srcRect/>
+                    <a:stretch>
+                      <a:fillRect/>
+                    </a:stretch>
+                  </pic:blipFill>
+                  <pic:spPr bwMode="auto">
+                    <a:xfrm>
+                      <a:off x="0" y="0"/>
+                      <a:ext cx="5715000" cy="3810000"/>
+                    </a:xfrm>
+                    <a:prstGeom prst="rect">
+                      <a:avLst/>
+                    </a:prstGeom>
+                  </pic:spPr>
+                </pic:pic>
+              </a:graphicData>
+            </a:graphic>
+          </wp:inline>
+        </w:drawing>
+      </w:r>
+    </w:p>
+    <w:p>
+      <w:pPr>
+        <w:jc w:val="center"/>
       </w:pPr>
       <w:r>
         <w:rPr>
@@ -865,10 +1003,10 @@
           <w:i/>
           <w:iCs/>
           <w:color w:val="55606F"/>
-          <w:sz w:val="20"/>
-          <w:szCs w:val="20"/>
-        </w:rPr>
-        <w:t xml:space="preserve">[Figuur volgt later — FIGUUR 16-3: de vijfendertig punten uit 16.2, hergroepeerd in vier kolommen naar type, met per kolom een streefverhouding van het beschikbare budget]</w:t>
+          <w:sz w:val="18"/>
+          <w:szCs w:val="18"/>
+        </w:rPr>
+        <w:t xml:space="preserve">Figuur 16-3</w:t>
       </w:r>
     </w:p>
     <w:p>
@@ -1418,7 +1556,53 @@
     </w:p>
     <w:p>
       <w:pPr>
-        <w:spacing w:after="100" w:before="100"/>
+        <w:spacing w:after="80" w:before="200"/>
+        <w:jc w:val="center"/>
+      </w:pPr>
+      <w:r>
+        <w:drawing>
+          <wp:inline distT="0" distB="0" distL="0" distR="0">
+            <wp:extent cx="5715000" cy="3810000"/>
+            <wp:effectExtent t="0" r="0" b="0" l="0"/>
+            <wp:docPr id="1" name="figuur-16-4" descr="FIGUUR 16-4: twee systemen van vergelijkbare omvang naast elkaar — één met weinig kruisverbindingen tussen onderdelen, één met veel — met bij het tweede de wijzigingskosten zichtbaar hoger" title="Figuur 16-4"/>
+            <wp:cNvGraphicFramePr>
+              <a:graphicFrameLocks xmlns:a="http://schemas.openxmlformats.org/drawingml/2006/main" noChangeAspect="1"/>
+            </wp:cNvGraphicFramePr>
+            <a:graphic xmlns:a="http://schemas.openxmlformats.org/drawingml/2006/main">
+              <a:graphicData uri="http://schemas.openxmlformats.org/drawingml/2006/picture">
+                <pic:pic xmlns:pic="http://schemas.openxmlformats.org/drawingml/2006/picture">
+                  <pic:nvPicPr>
+                    <pic:cNvPr id="0" name="" descr=""/>
+                    <pic:cNvPicPr>
+                      <a:picLocks noChangeAspect="1" noChangeArrowheads="1"/>
+                    </pic:cNvPicPr>
+                  </pic:nvPicPr>
+                  <pic:blipFill>
+                    <a:blip r:embed="rId12" cstate="none"/>
+                    <a:srcRect/>
+                    <a:stretch>
+                      <a:fillRect/>
+                    </a:stretch>
+                  </pic:blipFill>
+                  <pic:spPr bwMode="auto">
+                    <a:xfrm>
+                      <a:off x="0" y="0"/>
+                      <a:ext cx="5715000" cy="3810000"/>
+                    </a:xfrm>
+                    <a:prstGeom prst="rect">
+                      <a:avLst/>
+                    </a:prstGeom>
+                  </pic:spPr>
+                </pic:pic>
+              </a:graphicData>
+            </a:graphic>
+          </wp:inline>
+        </w:drawing>
+      </w:r>
+    </w:p>
+    <w:p>
+      <w:pPr>
+        <w:jc w:val="center"/>
       </w:pPr>
       <w:r>
         <w:rPr>
@@ -1426,10 +1610,10 @@
           <w:i/>
           <w:iCs/>
           <w:color w:val="55606F"/>
-          <w:sz w:val="20"/>
-          <w:szCs w:val="20"/>
-        </w:rPr>
-        <w:t xml:space="preserve">[Figuur volgt later — FIGUUR 16-4: twee systemen van vergelijkbare omvang naast elkaar — één met weinig kruisverbindingen tussen onderdelen, één met veel — met bij het tweede de wijzigingskosten zichtbaar hoger]</w:t>
+          <w:sz w:val="18"/>
+          <w:szCs w:val="18"/>
+        </w:rPr>
+        <w:t xml:space="preserve">Figuur 16-4</w:t>
       </w:r>
     </w:p>
     <w:p>
@@ -1534,7 +1718,53 @@
     </w:p>
     <w:p>
       <w:pPr>
-        <w:spacing w:after="100" w:before="100"/>
+        <w:spacing w:after="80" w:before="200"/>
+        <w:jc w:val="center"/>
+      </w:pPr>
+      <w:r>
+        <w:drawing>
+          <wp:inline distT="0" distB="0" distL="0" distR="0">
+            <wp:extent cx="5715000" cy="3810000"/>
+            <wp:effectExtent t="0" r="0" b="0" l="0"/>
+            <wp:docPr id="1" name="figuur-16-5" descr="FIGUUR 16-5: de dekkingsgraadformule naast de pensioenanalogie — &quot;bezit&quot; wordt &quot;gedekt risico&quot; (besluiten, tests, documentatie), &quot;verplichtingen&quot; wordt &quot;totaal risico&quot; (alle geïdentificeerde risicopunten)" title="Figuur 16-5"/>
+            <wp:cNvGraphicFramePr>
+              <a:graphicFrameLocks xmlns:a="http://schemas.openxmlformats.org/drawingml/2006/main" noChangeAspect="1"/>
+            </wp:cNvGraphicFramePr>
+            <a:graphic xmlns:a="http://schemas.openxmlformats.org/drawingml/2006/main">
+              <a:graphicData uri="http://schemas.openxmlformats.org/drawingml/2006/picture">
+                <pic:pic xmlns:pic="http://schemas.openxmlformats.org/drawingml/2006/picture">
+                  <pic:nvPicPr>
+                    <pic:cNvPr id="0" name="" descr=""/>
+                    <pic:cNvPicPr>
+                      <a:picLocks noChangeAspect="1" noChangeArrowheads="1"/>
+                    </pic:cNvPicPr>
+                  </pic:nvPicPr>
+                  <pic:blipFill>
+                    <a:blip r:embed="rId13" cstate="none"/>
+                    <a:srcRect/>
+                    <a:stretch>
+                      <a:fillRect/>
+                    </a:stretch>
+                  </pic:blipFill>
+                  <pic:spPr bwMode="auto">
+                    <a:xfrm>
+                      <a:off x="0" y="0"/>
+                      <a:ext cx="5715000" cy="3810000"/>
+                    </a:xfrm>
+                    <a:prstGeom prst="rect">
+                      <a:avLst/>
+                    </a:prstGeom>
+                  </pic:spPr>
+                </pic:pic>
+              </a:graphicData>
+            </a:graphic>
+          </wp:inline>
+        </w:drawing>
+      </w:r>
+    </w:p>
+    <w:p>
+      <w:pPr>
+        <w:jc w:val="center"/>
       </w:pPr>
       <w:r>
         <w:rPr>
@@ -1542,10 +1772,10 @@
           <w:i/>
           <w:iCs/>
           <w:color w:val="55606F"/>
-          <w:sz w:val="20"/>
-          <w:szCs w:val="20"/>
-        </w:rPr>
-        <w:t xml:space="preserve">[Figuur volgt later — FIGUUR 16-5: de dekkingsgraadformule naast de pensioenanalogie — "bezit" wordt "gedekt risico" (besluiten, tests, documentatie), "verplichtingen" wordt "totaal risico" (alle geïdentificeerde risicopunten)]</w:t>
+          <w:sz w:val="18"/>
+          <w:szCs w:val="18"/>
+        </w:rPr>
+        <w:t xml:space="preserve">Figuur 16-5</w:t>
       </w:r>
     </w:p>
     <w:tbl>
@@ -1894,7 +2124,53 @@
     </w:p>
     <w:p>
       <w:pPr>
-        <w:spacing w:after="100" w:before="100"/>
+        <w:spacing w:after="80" w:before="200"/>
+        <w:jc w:val="center"/>
+      </w:pPr>
+      <w:r>
+        <w:drawing>
+          <wp:inline distT="0" distB="0" distL="0" distR="0">
+            <wp:extent cx="5715000" cy="3810000"/>
+            <wp:effectExtent t="0" r="0" b="0" l="0"/>
+            <wp:docPr id="1" name="figuur-16-6" descr="FIGUUR 16-6: een risicoregister met alle geïdentificeerde risico's, gesorteerd op kans × impact, met de architectuur-dekkingsgraad als extra kolom" title="Figuur 16-6"/>
+            <wp:cNvGraphicFramePr>
+              <a:graphicFrameLocks xmlns:a="http://schemas.openxmlformats.org/drawingml/2006/main" noChangeAspect="1"/>
+            </wp:cNvGraphicFramePr>
+            <a:graphic xmlns:a="http://schemas.openxmlformats.org/drawingml/2006/main">
+              <a:graphicData uri="http://schemas.openxmlformats.org/drawingml/2006/picture">
+                <pic:pic xmlns:pic="http://schemas.openxmlformats.org/drawingml/2006/picture">
+                  <pic:nvPicPr>
+                    <pic:cNvPr id="0" name="" descr=""/>
+                    <pic:cNvPicPr>
+                      <a:picLocks noChangeAspect="1" noChangeArrowheads="1"/>
+                    </pic:cNvPicPr>
+                  </pic:nvPicPr>
+                  <pic:blipFill>
+                    <a:blip r:embed="rId14" cstate="none"/>
+                    <a:srcRect/>
+                    <a:stretch>
+                      <a:fillRect/>
+                    </a:stretch>
+                  </pic:blipFill>
+                  <pic:spPr bwMode="auto">
+                    <a:xfrm>
+                      <a:off x="0" y="0"/>
+                      <a:ext cx="5715000" cy="3810000"/>
+                    </a:xfrm>
+                    <a:prstGeom prst="rect">
+                      <a:avLst/>
+                    </a:prstGeom>
+                  </pic:spPr>
+                </pic:pic>
+              </a:graphicData>
+            </a:graphic>
+          </wp:inline>
+        </w:drawing>
+      </w:r>
+    </w:p>
+    <w:p>
+      <w:pPr>
+        <w:jc w:val="center"/>
       </w:pPr>
       <w:r>
         <w:rPr>
@@ -1902,10 +2178,10 @@
           <w:i/>
           <w:iCs/>
           <w:color w:val="55606F"/>
-          <w:sz w:val="20"/>
-          <w:szCs w:val="20"/>
-        </w:rPr>
-        <w:t xml:space="preserve">[Figuur volgt later — FIGUUR 16-6: een risicoregister met alle geïdentificeerde risico's, gesorteerd op kans × impact, met de architectuur-dekkingsgraad als extra kolom]</w:t>
+          <w:sz w:val="18"/>
+          <w:szCs w:val="18"/>
+        </w:rPr>
+        <w:t xml:space="preserve">Figuur 16-6</w:t>
       </w:r>
     </w:p>
     <w:p>
